--- a/3B_極端情境高壓策略推演.docx
+++ b/3B_極端情境高壓策略推演.docx
@@ -2,6 +2,69 @@
 <file path=word/document.xml><?xml version="1.0" encoding="utf-8"?>
 <w:document xmlns:mc="http://schemas.openxmlformats.org/markup-compatibility/2006" xmlns:o="urn:schemas-microsoft-com:office:office" xmlns:r="http://schemas.openxmlformats.org/officeDocument/2006/relationships" xmlns:m="http://schemas.openxmlformats.org/officeDocument/2006/math" xmlns:v="urn:schemas-microsoft-com:vml" xmlns:wp="http://schemas.openxmlformats.org/drawingml/2006/wordprocessingDrawing" xmlns:w10="urn:schemas-microsoft-com:office:word" xmlns:w="http://schemas.openxmlformats.org/wordprocessingml/2006/main" xmlns:wne="http://schemas.microsoft.com/office/word/2006/wordml" xmlns:sl="http://schemas.openxmlformats.org/schemaLibrary/2006/main" xmlns:a="http://schemas.openxmlformats.org/drawingml/2006/main" xmlns:pic="http://schemas.openxmlformats.org/drawingml/2006/picture" xmlns:c="http://schemas.openxmlformats.org/drawingml/2006/chart" xmlns:lc="http://schemas.openxmlformats.org/drawingml/2006/lockedCanvas" xmlns:dgm="http://schemas.openxmlformats.org/drawingml/2006/diagram" xmlns:wps="http://schemas.microsoft.com/office/word/2010/wordprocessingShape" xmlns:wpg="http://schemas.microsoft.com/office/word/2010/wordprocessingGroup" xmlns:w14="http://schemas.microsoft.com/office/word/2010/wordml" xmlns:w15="http://schemas.microsoft.com/office/word/2012/wordml" xmlns:w16="http://schemas.microsoft.com/office/word/2018/wordml" xmlns:w16cex="http://schemas.microsoft.com/office/word/2018/wordml/cex" xmlns:w16cid="http://schemas.microsoft.com/office/word/2016/wordml/cid" xmlns="http://schemas.microsoft.com/office/tasks/2019/documenttasks" xmlns:cr="http://schemas.microsoft.com/office/comments/2020/reactions">
   <w:body>
+    <w:p>
+      <w:pPr/>
+      <w:r>
+        <w:rPr/>
+        <w:t xml:space="preserve">---</w:t>
+      </w:r>
+    </w:p>
+    <w:p>
+      <w:pPr/>
+      <w:r>
+        <w:rPr/>
+        <w:t xml:space="preserve">Title: 卷 3B：極端情境高壓策略推演</w:t>
+      </w:r>
+    </w:p>
+    <w:p>
+      <w:pPr/>
+      <w:r>
+        <w:rPr/>
+        <w:t xml:space="preserve">Volume_ID: 3B</w:t>
+      </w:r>
+    </w:p>
+    <w:p>
+      <w:pPr/>
+      <w:r>
+        <w:rPr/>
+        <w:t xml:space="preserve">Upstream_Required: 0D、1B、2A、2B、3A 報告（3A Carry_Forward_To_3B 為核心輸入）</w:t>
+      </w:r>
+    </w:p>
+    <w:p>
+      <w:pPr/>
+      <w:r>
+        <w:rPr/>
+        <w:t xml:space="preserve">Core_Parameters: 水溫 °C、DO mg/L、Alert Reset Time min、CFF Hz、Follower Rejection 窗口 s</w:t>
+      </w:r>
+    </w:p>
+    <w:p>
+      <w:pPr/>
+      <w:r>
+        <w:rPr/>
+        <w:t xml:space="preserve">Key_Mechanisms: 南部高溫代謝關機、北部冷水翻水、高壓管理池 H₂S 壓迫、颱風過境前後感官切換</w:t>
+      </w:r>
+    </w:p>
+    <w:p>
+      <w:pPr/>
+      <w:r>
+        <w:rPr/>
+        <w:t xml:space="preserve">Version: v1.0（Gemini Deep Research 初版 ＋ 結構補強補丁）</w:t>
+      </w:r>
+    </w:p>
+    <w:p>
+      <w:pPr/>
+      <w:r>
+        <w:rPr/>
+        <w:t xml:space="preserve">Carry_Forward_To: N/A（本卷為第3冊最終戰術輸出，下游為白皮書彙整）</w:t>
+      </w:r>
+    </w:p>
+    <w:p>
+      <w:pPr/>
+      <w:r>
+        <w:rPr/>
+        <w:t xml:space="preserve">---</w:t>
+      </w:r>
+    </w:p>
     <w:p>
       <w:pPr>
         <w:pStyle w:val="Heading1"/>
@@ -5408,7 +5471,7 @@
                 <w:shd w:fill="auto" w:val="clear"/>
                 <w:rtl w:val="0"/>
               </w:rPr>
-              <w:t xml:space="preserve">V1A-01</w:t>
+              <w:t>1A-01</w:t>
             </w:r>
           </w:p>
         </w:tc>
@@ -5549,7 +5612,7 @@
                 <w:shd w:fill="auto" w:val="clear"/>
                 <w:rtl w:val="0"/>
               </w:rPr>
-              <w:t xml:space="preserve">V1B-10</w:t>
+              <w:t>1B-10</w:t>
             </w:r>
           </w:p>
         </w:tc>
@@ -5835,7 +5898,7 @@
                 <w:shd w:fill="auto" w:val="clear"/>
                 <w:rtl w:val="0"/>
               </w:rPr>
-              <w:t xml:space="preserve">V2A-08</w:t>
+              <w:t>2A-08</w:t>
             </w:r>
           </w:p>
         </w:tc>
@@ -5976,7 +6039,7 @@
                 <w:shd w:fill="auto" w:val="clear"/>
                 <w:rtl w:val="0"/>
               </w:rPr>
-              <w:t xml:space="preserve">V2A-11</w:t>
+              <w:t>2A-11</w:t>
             </w:r>
           </w:p>
         </w:tc>
@@ -6117,7 +6180,7 @@
                 <w:shd w:fill="auto" w:val="clear"/>
                 <w:rtl w:val="0"/>
               </w:rPr>
-              <w:t xml:space="preserve">V2B-01</w:t>
+              <w:t>2B-01</w:t>
             </w:r>
           </w:p>
         </w:tc>
@@ -6354,7 +6417,7 @@
                 <w:shd w:fill="auto" w:val="clear"/>
                 <w:rtl w:val="0"/>
               </w:rPr>
-              <w:t xml:space="preserve">V2B-02</w:t>
+              <w:t>2B-02</w:t>
             </w:r>
           </w:p>
         </w:tc>
@@ -6495,7 +6558,7 @@
                 <w:shd w:fill="auto" w:val="clear"/>
                 <w:rtl w:val="0"/>
               </w:rPr>
-              <w:t xml:space="preserve">V3A-02</w:t>
+              <w:t>3A-02</w:t>
             </w:r>
           </w:p>
         </w:tc>
@@ -6636,7 +6699,7 @@
                 <w:shd w:fill="auto" w:val="clear"/>
                 <w:rtl w:val="0"/>
               </w:rPr>
-              <w:t xml:space="preserve">V3A-04</w:t>
+              <w:t>3A-04</w:t>
             </w:r>
           </w:p>
         </w:tc>
@@ -6777,7 +6840,7 @@
                 <w:shd w:fill="auto" w:val="clear"/>
                 <w:rtl w:val="0"/>
               </w:rPr>
-              <w:t xml:space="preserve">V3A-05</w:t>
+              <w:t>3A-05</w:t>
             </w:r>
           </w:p>
         </w:tc>
@@ -6918,7 +6981,7 @@
                 <w:shd w:fill="auto" w:val="clear"/>
                 <w:rtl w:val="0"/>
               </w:rPr>
-              <w:t xml:space="preserve">V3A-06</w:t>
+              <w:t>3A-06</w:t>
             </w:r>
           </w:p>
         </w:tc>
@@ -7043,7 +7106,7 @@
         <w:ind w:left="570" w:hanging="360"/>
       </w:pPr>
       <w:r>
-        <w:t>V3B-01｜情境：情境一（南部夏季高溫）｜觸發條件：表溫 &gt;32°C 且無風停機 &gt;4 hr｜操作規則：放棄 1.5 m 觸底搜索，將釣組懸浮設定於水深 0.8-1.2 m 處、面積約 1-2 m² 的進水口或水車殘存高氧核心區。｜機制來源：[V1B-01, V1B-02, B0-09]</w:t>
+        <w:t>3B-01｜情境：情境一（南部夏季高溫）｜觸發條件：表溫 &gt;32°C 且無風停機 &gt;4 hr｜操作規則：放棄 1.5 m 觸底搜索，將釣組懸浮設定於水深 0.8-1.2 m 處、面積約 1-2 m² 的進水口或水車殘存高氧核心區。｜機制來源：[1B-01, 1B-02, B0-09]｜[信心等級：中]</w:t>
       </w:r>
     </w:p>
     <w:p>
@@ -7064,7 +7127,7 @@
         <w:ind w:left="570" w:hanging="360"/>
       </w:pPr>
       <w:r>
-        <w:t>V3B-02｜情境：情境一（南部夏季高溫）｜觸發條件：水溫 &gt;32°C 且 DO &lt;4.0 mg/L｜操作規則：魚體有氧代謝空間趨近於零，假餌直線移動速度嚴格限制在 &lt;0.1 m/s 以內，絕對避免引發 LDH 累積的追擊。｜機制來源：[B0-08, B0-09]</w:t>
+        <w:t>3B-02｜情境：情境一（南部夏季高溫）｜觸發條件：水溫 &gt;32°C 且 DO &lt;4.0 mg/L｜操作規則：魚體有氧代謝空間趨近於零，假餌直線移動速度嚴格限制在 &lt;0.1 m/s 以內，絕對避免引發 LDH 累積的追擊。｜機制來源：[B0-08, B0-09]｜[信心等級：中]</w:t>
       </w:r>
     </w:p>
     <w:p>
@@ -7085,7 +7148,7 @@
         <w:ind w:left="570" w:hanging="360"/>
       </w:pPr>
       <w:r>
-        <w:t>V3B-03｜情境：情境一（南部夏季高溫）｜觸發條件：水溫飆升至 &gt;35°C 熱極限｜操作規則：全面終止作釣。魚群進入絕對代謝關機狀態，強行中魚將因皮質醇代謝停滯導致 100% 延遲性死亡。｜機制來源：[V3A-07, B0-08, B0-09]</w:t>
+        <w:t>3B-03｜情境：情境一（南部夏季高溫）｜觸發條件：水溫飆升至 &gt;35°C 熱極限｜操作規則：全面終止作釣。魚群進入絕對代謝關機狀態，強行中魚將因皮質醇代謝停滯導致 100% 延遲性死亡。｜機制來源：[3A-07, B0-08, B0-09]｜[信心等級：高]</w:t>
       </w:r>
     </w:p>
     <w:p>
@@ -7106,7 +7169,7 @@
         <w:ind w:left="570" w:hanging="360"/>
       </w:pPr>
       <w:r>
-        <w:t>V3B-04｜情境：情境一（南部夏季高溫）｜觸發條件：底棲 Eh &lt; -150 mV 或抽出黑色硫化黑泥｜操作規則：釣組必須與底床維持至少 45 cm 的安全垂直懸浮距離，以避開 8.5 mg/L 濃度的 H₂S 致死邊界。｜機制來源：[B0-11, V1B-10]</w:t>
+        <w:t>3B-04｜情境：情境一（南部夏季高溫）｜觸發條件：底棲 Eh &lt; -150 mV 或抽出黑色硫化黑泥｜操作規則：釣組必須與底床維持至少 45 cm 的安全垂直懸浮距離，以避開 8.5 mg/L 濃度的 H₂S 致死邊界。｜機制來源：[B0-11, 1B-10]｜[信心等級：中]</w:t>
       </w:r>
     </w:p>
     <w:p>
@@ -7134,15 +7197,15 @@
           <w:color w:val="1f1f1f"/>
           <w:rtl w:val="0"/>
         </w:rPr>
-        <w:t xml:space="preserve">V3B-05</w:t>
-      </w:r>
-      <w:r>
-        <w:rPr>
-          <w:rFonts w:ascii="Google Sans" w:cs="Google Sans" w:eastAsia="Google Sans" w:hAnsi="Google Sans"/>
-          <w:color w:val="1f1f1f"/>
-          <w:rtl w:val="0"/>
-        </w:rPr>
-        <w:t xml:space="preserve">｜情境：情境一（南部夏季高溫）｜觸發條件：同一個標點成功釣獲或跑魚 1 次｜操作規則：高溫缺氧下 Alert Reset Time 無限延長，必須立即撤離原爆點 8 m 半徑範圍，至少 12-24 hr 不再拋投。｜機制來源：[V3A-06, V3A-08]</w:t>
+        <w:t>3B-05</w:t>
+      </w:r>
+      <w:r>
+        <w:rPr>
+          <w:rFonts w:ascii="Google Sans" w:cs="Google Sans" w:eastAsia="Google Sans" w:hAnsi="Google Sans"/>
+          <w:color w:val="1f1f1f"/>
+          <w:rtl w:val="0"/>
+        </w:rPr>
+        <w:t>｜情境：情境一（南部夏季高溫）｜觸發條件：同一個標點成功釣獲或跑魚 1 次｜操作規則：高溫缺氧下 Alert Reset Time 無限延長，必須立即撤離原爆點 8 m 半徑範圍，至少 12-24 hr 不再拋投。｜機制來源：[3A-06, 3A-08]｜[信心等級：中]</w:t>
       </w:r>
     </w:p>
     <w:p>
@@ -7163,7 +7226,7 @@
         <w:ind w:left="570" w:hanging="360"/>
       </w:pPr>
       <w:r>
-        <w:t>V3B-06｜情境：情境二（北部冷水翻水）｜觸發條件：冷鋒導致氣溫驟降 &gt;8°C 後的 0–24 hr｜操作規則：1.5-2.0 mg/L/hr 耗氧率及底氣上湧使底層具毒性，強制將釣層上調至 1.0-1.5 m 深度的無毒懸浮層。｜機制來源：[V1B-07, V1B-08, V1B-10, B0-11]</w:t>
+        <w:t>3B-06｜情境：情境二（北部冷水翻水）｜觸發條件：冷鋒導致氣溫驟降 &gt;8°C 後的 0–24 hr｜操作規則：1.5-2.0 mg/L/hr 耗氧率及底氣上湧使底層具毒性，強制將釣層上調至 1.0-1.5 m 深度的無毒懸浮層。｜機制來源：[1B-07, 1B-08, 1B-10, B0-11]｜[信心等級：高]</w:t>
       </w:r>
     </w:p>
     <w:p>
@@ -7184,7 +7247,7 @@
         <w:ind w:left="570" w:hanging="360"/>
       </w:pPr>
       <w:r>
-        <w:t>V3B-07｜情境：情境二（北部冷水翻水）｜觸發條件：翻水後 48-72 hr 絮凝完成，水溫 &lt;15°C｜操作規則：濁度恢復至 &gt;100 cm，切換高對比視覺假餌，以 &gt;1.5 m/s 速度突進穿過雙眼區，強制激發視頂蓋反射咬餌。｜機制來源：[B0-02, V3A-01]</w:t>
+        <w:t>3B-07｜情境：情境二（北部冷水翻水）｜觸發條件：翻水後 48-72 hr 絮凝完成，水溫 &lt;15°C｜操作規則：濁度恢復至 &gt;100 cm，切換高對比視覺假餌，以 &gt;1.5 m/s 速度突進穿過雙眼區，強制激發視頂蓋反射咬餌。｜機制來源：[B0-02, 3A-01]｜[信心等級：中]</w:t>
       </w:r>
     </w:p>
     <w:p>
@@ -7212,15 +7275,15 @@
           <w:color w:val="1f1f1f"/>
           <w:rtl w:val="0"/>
         </w:rPr>
-        <w:t xml:space="preserve">V3B-08</w:t>
-      </w:r>
-      <w:r>
-        <w:rPr>
-          <w:rFonts w:ascii="Google Sans" w:cs="Google Sans" w:eastAsia="Google Sans" w:hAnsi="Google Sans"/>
-          <w:color w:val="1f1f1f"/>
-          <w:rtl w:val="0"/>
-        </w:rPr>
-        <w:t xml:space="preserve">｜情境：情境二（北部冷水翻水）｜觸發條件：翻水期間水溫降至 10-12°C｜操作規則：酶活性受抑使皮質醇半衰期延長至 16 hr。單一水區 Alert Reset Time 高達 4320 min (72 hr)，必須採取不斷大範圍移動（Run &amp; Gun）戰術。｜機制來源：[V3A-06]</w:t>
+        <w:t>3B-08</w:t>
+      </w:r>
+      <w:r>
+        <w:rPr>
+          <w:rFonts w:ascii="Google Sans" w:cs="Google Sans" w:eastAsia="Google Sans" w:hAnsi="Google Sans"/>
+          <w:color w:val="1f1f1f"/>
+          <w:rtl w:val="0"/>
+        </w:rPr>
+        <w:t>｜情境：情境二（北部冷水翻水）｜觸發條件：翻水期間水溫降至 10-12°C｜操作規則：酶活性受抑使皮質醇半衰期延長至 16 hr。單一水區 Alert Reset Time 高達 4320 min (72 hr)，必須採取不斷大範圍移動（Run &amp; Gun）戰術。｜機制來源：[3A-06]｜[信心等級：中]</w:t>
       </w:r>
     </w:p>
     <w:p>
@@ -7241,7 +7304,7 @@
         <w:ind w:left="570" w:hanging="360"/>
       </w:pPr>
       <w:r>
-        <w:t>V3B-09｜情境：情境二（北部冷水翻水）｜觸發條件：翻水後 24-48 hr 且東北風速 &gt;5 m/s｜操作規則：利用流體力學輸送效應，放棄迎風面，鎖定背風岸水下 0.8-1.2 m 深度之下沉流核心區進行伏擊。｜機制來源：[V1B-12, V1B-14]</w:t>
+        <w:t>3B-09｜情境：情境二（北部冷水翻水）｜觸發條件：翻水後 24-48 hr 且東北風速 &gt;5 m/s｜操作規則：利用流體力學輸送效應，放棄迎風面，鎖定背風岸水下 0.8-1.2 m 深度之下沉流核心區進行伏擊。｜機制來源：[1B-12, 1B-14]｜[信心等級：中]</w:t>
       </w:r>
     </w:p>
     <w:p>
@@ -7262,7 +7325,7 @@
         <w:ind w:left="570" w:hanging="360"/>
       </w:pPr>
       <w:r>
-        <w:t>V3B-10｜情境：情境三（高壓管理池）｜觸發條件：日間水車啟動，產生 1-2 Hz 背景強噪聲｜操作規則：側線感知閾值被掩蔽，放棄細微震動。改用能產生 &gt;0.1 m/s² 粒子加速度或 10-25 Pa 水壓之強擾動假餌突破遮蔽。｜機制來源：[V2B-02, V3A-03]</w:t>
+        <w:t>3B-10｜情境：情境三（高壓管理池）｜觸發條件：日間水車啟動，產生 1-2 Hz 背景強噪聲｜操作規則：側線感知閾值被掩蔽，放棄細微震動。改用能產生 &gt;0.1 m/s² 粒子加速度或 10-25 Pa 水壓之強擾動假餌突破遮蔽。｜機制來源：[2B-02, 3A-03]｜[信心等級：低]</w:t>
       </w:r>
     </w:p>
     <w:p>
@@ -7283,7 +7346,7 @@
         <w:ind w:left="570" w:hanging="360"/>
       </w:pPr>
       <w:r>
-        <w:t>V3B-11｜情境：情境三（高壓管理池）｜觸發條件：水車關閉，進入靜水期 &gt;1 hr｜操作規則：側線靈敏度恢復至 ~0.01 m/s²（估算；見 Unresolved #1）。禁止使用大型響珠餌以免驚嚇舊魚，全面切換為極限 Finesse 釣組。｜機制來源：[V2B-02, V3A-03]</w:t>
+        <w:t>3B-11｜情境：情境三（高壓管理池）｜觸發條件：水車關閉，進入靜水期 &gt;1 hr｜操作規則：側線靈敏度恢復至 ~0.01 m/s²（估算；見 Unresolved #1）。禁止使用大型響珠餌以免驚嚇舊魚，全面切換為極限 Finesse 釣組。｜機制來源：[2B-02, 3A-03]｜[信心等級：低]</w:t>
       </w:r>
     </w:p>
     <w:p>
@@ -7311,15 +7374,15 @@
           <w:color w:val="1f1f1f"/>
           <w:rtl w:val="0"/>
         </w:rPr>
-        <w:t xml:space="preserve">V3B-12</w:t>
-      </w:r>
-      <w:r>
-        <w:rPr>
-          <w:rFonts w:ascii="Google Sans" w:cs="Google Sans" w:eastAsia="Google Sans" w:hAnsi="Google Sans"/>
-          <w:color w:val="1f1f1f"/>
-          <w:rtl w:val="0"/>
-        </w:rPr>
-        <w:t xml:space="preserve">｜情境：情境三（高壓管理池）｜觸發條件：針對池中靜息皮質醇 ≥30 ng/mL 的 LVF 老魚｜操作規則：實施 Mid-Strolling。竿尖節奏需確保假餌滾動在 2-5 Hz，產生 10-20 Hz 視覺脈衝，確保頻率 &lt;30-60 Hz CFF 閾值以維持清晰解析度。｜機制來源：[V3A-02, V3A-07]</w:t>
+        <w:t>3B-12</w:t>
+      </w:r>
+      <w:r>
+        <w:rPr>
+          <w:rFonts w:ascii="Google Sans" w:cs="Google Sans" w:eastAsia="Google Sans" w:hAnsi="Google Sans"/>
+          <w:color w:val="1f1f1f"/>
+          <w:rtl w:val="0"/>
+        </w:rPr>
+        <w:t>｜情境：情境三（高壓管理池）｜觸發條件：針對池中靜息皮質醇 ≥30 ng/mL 的 LVF 老魚｜操作規則：實施 Mid-Strolling。竿尖節奏需確保假餌滾動在 2-5 Hz，產生 10-20 Hz 視覺脈衝，確保頻率 &lt;30-60 Hz CFF 閾值以維持清晰解析度。｜機制來源：[3A-02, 3A-07]｜[信心等級：中]</w:t>
       </w:r>
     </w:p>
     <w:p>
@@ -7347,15 +7410,15 @@
           <w:color w:val="1f1f1f"/>
           <w:rtl w:val="0"/>
         </w:rPr>
-        <w:t xml:space="preserve">V3B-13</w:t>
-      </w:r>
-      <w:r>
-        <w:rPr>
-          <w:rFonts w:ascii="Google Sans" w:cs="Google Sans" w:eastAsia="Google Sans" w:hAnsi="Google Sans"/>
-          <w:color w:val="1f1f1f"/>
-          <w:rtl w:val="0"/>
-        </w:rPr>
-        <w:t xml:space="preserve">｜情境：情境三（高壓管理池）｜觸發條件：Mid-Strolling 操作時，魚隻跟隨進入 13.5-24 cm 水晶體近點｜操作規則：進入近場失焦邊界，嚴格禁止超過 100 ms 的完全停頓（Pause），防止端腦交叉比對後啟動 Follower Rejection。｜機制來源：[V3A-04, V3A-05]</w:t>
+        <w:t>3B-13</w:t>
+      </w:r>
+      <w:r>
+        <w:rPr>
+          <w:rFonts w:ascii="Google Sans" w:cs="Google Sans" w:eastAsia="Google Sans" w:hAnsi="Google Sans"/>
+          <w:color w:val="1f1f1f"/>
+          <w:rtl w:val="0"/>
+        </w:rPr>
+        <w:t>｜情境：情境三（高壓管理池）｜觸發條件：Mid-Strolling 操作時，魚隻跟隨進入 13.5-24 cm 水晶體近點｜操作規則：進入近場失焦邊界，嚴格禁止超過 100 ms 的完全停頓（Pause），防止端腦交叉比對後啟動 Follower Rejection。｜機制來源：[3A-04, 3A-05]｜[信心等級：中]</w:t>
       </w:r>
     </w:p>
     <w:p>
@@ -7376,7 +7439,7 @@
         <w:ind w:left="570" w:hanging="360"/>
       </w:pPr>
       <w:r>
-        <w:t>V3B-14｜情境：情境三（高壓管理池）｜觸發條件：LVF 舊魚出現死盯跟隨但不咬餌的狀態｜操作規則：施加 &gt;30 cm/s 的橫向逃竄速度突變，或進行精準的 2-5 s 急停重置，強制對視頂蓋執行脫習慣化（Dishabituation）。｜機制來源：[V3A-09]</w:t>
+        <w:t>3B-14｜情境：情境三（高壓管理池）｜觸發條件：LVF 舊魚出現死盯跟隨但不咬餌的狀態｜操作規則：施加 &gt;30 cm/s 的橫向逃竄速度突變，或進行精準的 2-5 s 急停重置，強制對視頂蓋執行脫習慣化（Dishabituation）。｜機制來源：[3A-09]｜[信心等級：低]</w:t>
       </w:r>
     </w:p>
     <w:p>
@@ -7397,7 +7460,7 @@
         <w:ind w:left="570" w:hanging="360"/>
       </w:pPr>
       <w:r>
-        <w:t>V3B-15｜情境：情境三（高壓管理池）｜觸發條件：欲強制壓縮端腦 100 ms 的審查決策窗口｜操作規則：控制假餌行進路線，將其逼入距離岸壁或實體障礙物 &lt;3-5 cm 的邊界層（Edge Effect），迫使決策窗口壓縮 30% 至 60-70 ms。｜機制來源：[V3A-10]</w:t>
+        <w:t>3B-15｜情境：情境三（高壓管理池）｜觸發條件：欲強制壓縮端腦 100 ms 的審查決策窗口｜操作規則：控制假餌行進路線，將其逼入距離岸壁或實體障礙物 &lt;3-5 cm 的邊界層（Edge Effect），迫使決策窗口壓縮 30% 至 60-70 ms。｜機制來源：[3A-10]｜[信心等級：低]</w:t>
       </w:r>
     </w:p>
     <w:p>
@@ -7418,7 +7481,7 @@
         <w:ind w:left="570" w:hanging="360"/>
       </w:pPr>
       <w:r>
-        <w:t>V3B-16｜情境：情境三（高壓管理池）｜觸發條件：管理池底泥發黑，常態散發亞急性 H₂S 氣味｜操作規則：亞急性 H₂S 將魚群皮質醇基準推高 10-15 ng/mL。誘餌尺寸必須嚴格縮減至 OFT 最佳下限（總長的 22%）以降低防禦戒心。｜機制來源：[B0-11, V3A-07, V2A-01]</w:t>
+        <w:t>3B-16｜情境：情境三（高壓管理池）｜觸發條件：管理池底泥發黑，常態散發亞急性 H₂S 氣味｜操作規則：亞急性 H₂S 將魚群皮質醇基準推高 10-15 ng/mL。誘餌尺寸必須嚴格縮減至 OFT 最佳下限（總長的 22%）以降低防禦戒心。｜機制來源：[B0-11, 3A-07, 2A-01]｜[信心等級：低]</w:t>
       </w:r>
     </w:p>
     <w:p>
@@ -7439,7 +7502,7 @@
         <w:ind w:left="570" w:hanging="360"/>
       </w:pPr>
       <w:r>
-        <w:t>V3B-17｜情境：情境四（颱風極端窗口）｜觸發條件：颱風過境前 24-48 hr，氣壓 12 小時內驟降 &gt;40 hPa｜操作規則：魚群將出現短暫的 0-12 hr 爆發性覓食（Meals/day 飆升），此時不需精細操作，使用快節奏波動餌大面積收割。｜機制來源：[V1A-01, V1A-03]</w:t>
+        <w:t>3B-17｜情境：情境四（颱風極端窗口）｜觸發條件：颱風過境前 24-48 hr，氣壓 12 小時內驟降 &gt;40 hPa｜操作規則：魚群將出現短暫的 0-12 hr 爆發性覓食（Meals/day 飆升），此時不需精細操作，使用快節奏波動餌大面積收割。｜機制來源：[1A-01, 1A-03]｜[信心等級：中]</w:t>
       </w:r>
     </w:p>
     <w:p>
@@ -7467,15 +7530,15 @@
           <w:color w:val="1f1f1f"/>
           <w:rtl w:val="0"/>
         </w:rPr>
-        <w:t xml:space="preserve">V3B-18</w:t>
-      </w:r>
-      <w:r>
-        <w:rPr>
-          <w:rFonts w:ascii="Google Sans" w:cs="Google Sans" w:eastAsia="Google Sans" w:hAnsi="Google Sans"/>
-          <w:color w:val="1f1f1f"/>
-          <w:rtl w:val="0"/>
-        </w:rPr>
-        <w:t xml:space="preserve">｜情境：情境四（颱風極端窗口）｜觸發條件：颱風過境前夕氣壓降幅達 53 hPa 且淺水池 DO &lt;2.0 mg/L｜操作規則：魚鰾膨脹 2.27 cm³ 迫使下潛 53 cm 失敗。魚群耗費 &gt;17 W/kg 肌力對抗浮力而耗竭關機，此刻起應停止無效作釣。｜機制來源：[V1A-01, V1A-02]</w:t>
+        <w:t>3B-18</w:t>
+      </w:r>
+      <w:r>
+        <w:rPr>
+          <w:rFonts w:ascii="Google Sans" w:cs="Google Sans" w:eastAsia="Google Sans" w:hAnsi="Google Sans"/>
+          <w:color w:val="1f1f1f"/>
+          <w:rtl w:val="0"/>
+        </w:rPr>
+        <w:t>｜情境：情境四（颱風極端窗口）｜觸發條件：颱風過境前夕氣壓降幅達 53 hPa 且淺水池 DO &lt;2.0 mg/L｜操作規則：魚鰾膨脹 2.27 cm³ 迫使下潛 53 cm 失敗。魚群耗費 &gt;17 W/kg 肌力對抗浮力而耗竭關機，此刻起應停止無效作釣。｜機制來源：[1A-01, 1A-02]｜[信心等級：高]</w:t>
       </w:r>
     </w:p>
     <w:p>
@@ -7496,7 +7559,7 @@
         <w:ind w:left="570" w:hanging="360"/>
       </w:pPr>
       <w:r>
-        <w:t>V3B-19｜情境：情境四（颱風極端窗口）｜觸發條件：颱風過境後 24-72 hr，全水層能見度 &lt;10 cm｜操作規則：5% 視覺對比閾值崩潰。全面盲水作釣，假餌必須能釋放匹配 SNs 峰值（20-50 Hz）的 10-25 Pa 強力低頻水壓脈衝。｜機制來源：[V2B-02, V3A-03, B0-03]</w:t>
+        <w:t>3B-19｜情境：情境四（颱風極端窗口）｜觸發條件：颱風過境後 24-72 hr，全水層能見度 &lt;10 cm｜操作規則：5% 視覺對比閾值崩潰。全面盲水作釣，假餌必須能釋放匹配 SNs 峰值（20-50 Hz）的 10-25 Pa 強力低頻水壓脈衝。｜機制來源：[2B-02, 3A-03, B0-03]｜[信心等級：中]</w:t>
       </w:r>
     </w:p>
     <w:p>
@@ -7517,7 +7580,7 @@
         <w:ind w:left="570" w:hanging="360"/>
       </w:pPr>
       <w:r>
-        <w:t>V3B-20｜情境：情境四（颱風極端窗口）｜觸發條件：南部池因暴雨產生極端高濃度 EPS 黏液｜操作規則：流體動力黏度上升 10%，高頻衰減放大 16 倍。棄用 &gt;1000 Hz 響珠餌，純依賴大片尾低頻推水製造微觀卡門渦街（&lt;30 Hz）。｜機制來源：[V2B-02, V3A-03, B0-03]</w:t>
+        <w:t>3B-20｜情境：情境四（颱風極端窗口）｜觸發條件：南部池因暴雨產生極端高濃度 EPS 黏液｜操作規則：流體動力黏度上升 10%，高頻衰減放大 16 倍。棄用 &gt;1000 Hz 響珠餌，純依賴大片尾低頻推水製造微觀卡門渦街（&lt;30 Hz）。｜機制來源：[2B-02, 3A-03, B0-03]｜[信心等級：中]</w:t>
       </w:r>
     </w:p>
     <w:p>
@@ -7538,7 +7601,7 @@
         <w:ind w:left="570" w:hanging="360"/>
       </w:pPr>
       <w:r>
-        <w:t>V3B-21｜情境：情境四（颱風極端窗口）｜觸發條件：北部極育土水域颱風過境後滿 72 hr｜操作規則：3 cm/s 高速絮凝使能見度復原。把握颱風擾動造成的「情節記憶短暫重置」窗口，大膽使用視覺系假餌針對淺層結構施釣。｜機制來源：[B0-02, V3A-07]</w:t>
+        <w:t>3B-21｜情境：情境四（颱風極端窗口）｜觸發條件：北部極育土水域颱風過境後滿 72 hr｜操作規則：3 cm/s 高速絮凝使能見度復原。把握颱風擾動造成的「情節記憶短暫重置」窗口，大膽使用視覺系假餌針對淺層結構施釣。｜機制來源：[B0-02, 3A-07]｜[信心等級：中]</w:t>
       </w:r>
     </w:p>
     <w:p>
@@ -7559,7 +7622,7 @@
         <w:ind w:left="570" w:hanging="360"/>
       </w:pPr>
       <w:r>
-        <w:t>V3B-22｜情境：情境四（颱風極端窗口）｜觸發條件：南部新成土水域颱風過境後滿 72 hr｜操作規則：-52 mV 負 Zeta 電位導致沉降率僅 0.35 m/day。未來 14-30 天內嚴禁切換為視覺餌，必須繼續執行低能見度側線打擊戰術。｜機制來源：[B0-03]</w:t>
+        <w:t>3B-22｜情境：情境四（颱風極端窗口）｜觸發條件：南部新成土水域颱風過境後滿 72 hr｜操作規則：-52 mV 負 Zeta 電位導致沉降率僅 0.35 m/day。未來 14-30 天內嚴禁切換為視覺餌，必須繼續執行低能見度側線打擊戰術。｜機制來源：[B0-03]｜[信心等級：中]</w:t>
       </w:r>
     </w:p>
     <w:p>
@@ -7580,7 +7643,7 @@
         <w:ind w:left="570" w:hanging="360"/>
       </w:pPr>
       <w:r>
-        <w:t>V3B-23｜情境：情境二與三疊加｜觸發條件：翻水後低溫疊加高壓池舊魚（LVF）｜操作規則：結合 4320 min 超長重置期與 ≥30 ng/mL 基線。採用極端 Finesse 底棲拖曳，利用 0.5-2.0 Pa 的微弱敲底瞬態聲壓，刺激內耳但不驚動側線。｜機制來源：[V3A-06, V3A-07, V1B-08]</w:t>
+        <w:t>3B-23｜情境：情境二與三疊加｜觸發條件：翻水後低溫疊加高壓池舊魚（LVF）｜操作規則：結合 4320 min 超長重置期與 ≥30 ng/mL 基線。採用極端 Finesse 底棲拖曳，利用 0.5-2.0 Pa 的微弱敲底瞬態聲壓，刺激內耳但不驚動側線。｜機制來源：[3A-06, 3A-07, 1B-08]｜[信心等級：低]</w:t>
       </w:r>
     </w:p>
     <w:p>
@@ -7608,15 +7671,15 @@
           <w:color w:val="1f1f1f"/>
           <w:rtl w:val="0"/>
         </w:rPr>
-        <w:t xml:space="preserve">V3B-24</w:t>
-      </w:r>
-      <w:r>
-        <w:rPr>
-          <w:rFonts w:ascii="Google Sans" w:cs="Google Sans" w:eastAsia="Google Sans" w:hAnsi="Google Sans"/>
-          <w:color w:val="1f1f1f"/>
-          <w:rtl w:val="0"/>
-        </w:rPr>
-        <w:t xml:space="preserve">｜情境：情境一與三疊加｜觸發條件：夏季高溫且滿月夜間光照達 0.3 lux 穿透至 1.5 m｜操作規則：0.039 lux 的殘存照度阻斷褪黑激素分泌，引發夜間狂食。次日晨間魚群將陷入絕對光抑制關機，應避開隔日早晨作釣。｜機制來源：[V1A-05]</w:t>
+        <w:t>3B-24</w:t>
+      </w:r>
+      <w:r>
+        <w:rPr>
+          <w:rFonts w:ascii="Google Sans" w:cs="Google Sans" w:eastAsia="Google Sans" w:hAnsi="Google Sans"/>
+          <w:color w:val="1f1f1f"/>
+          <w:rtl w:val="0"/>
+        </w:rPr>
+        <w:t>｜情境：情境一與三疊加｜觸發條件：夏季高溫且滿月夜間光照達 0.3 lux 穿透至 1.5 m｜操作規則：0.039 lux 的殘存照度阻斷褪黑激素分泌，引發夜間狂食。次日晨間魚群將陷入絕對光抑制關機，應避開隔日早晨作釣。｜機制來源：[1A-05]｜[信心等級：中]</w:t>
       </w:r>
     </w:p>
     <w:p>
@@ -7644,15 +7707,15 @@
           <w:color w:val="1f1f1f"/>
           <w:rtl w:val="0"/>
         </w:rPr>
-        <w:t xml:space="preserve">V3B-25</w:t>
-      </w:r>
-      <w:r>
-        <w:rPr>
-          <w:rFonts w:ascii="Google Sans" w:cs="Google Sans" w:eastAsia="Google Sans" w:hAnsi="Google Sans"/>
-          <w:color w:val="1f1f1f"/>
-          <w:rtl w:val="0"/>
-        </w:rPr>
-        <w:t xml:space="preserve">｜情境：情境一至四通用｜觸發條件：使用軟餌捕食模擬時｜操作規則：獵物總長與掠食者體長（TL）比值必須嚴格控制在 22-29%（如 350 mm 黑鱸對應 77-101 mm 餌），確保 OFT 淨能量收益最大化並避免 LDH 飆升。｜機制來源：[V2A-01]</w:t>
+        <w:t>3B-25</w:t>
+      </w:r>
+      <w:r>
+        <w:rPr>
+          <w:rFonts w:ascii="Google Sans" w:cs="Google Sans" w:eastAsia="Google Sans" w:hAnsi="Google Sans"/>
+          <w:color w:val="1f1f1f"/>
+          <w:rtl w:val="0"/>
+        </w:rPr>
+        <w:t>｜情境：情境一至四通用｜觸發條件：使用軟餌捕食模擬時｜操作規則：獵物總長與掠食者體長（TL）比值必須嚴格控制在 22-29%（如 350 mm 黑鱸對應 77-101 mm 餌），確保 OFT 淨能量收益最大化並避免 LDH 飆升。｜機制來源：[2A-01]｜[信心等級：高]</w:t>
       </w:r>
     </w:p>
     <w:p>
@@ -7854,7 +7917,7 @@
           <w:color w:val="1f1f1f"/>
           <w:rtl w:val="0"/>
         </w:rPr>
-        <w:t xml:space="preserve">：直接影響 V3B-10 與 V3B-11 在水車啟停瞬間的假餌震動強度切換閾值。</w:t>
+        <w:t>：直接影響 3B-10 與 3B-11 在水車啟停瞬間的假餌震動強度切換閾值。</w:t>
       </w:r>
     </w:p>
     <w:p>
@@ -7990,7 +8053,7 @@
           <w:color w:val="1f1f1f"/>
           <w:rtl w:val="0"/>
         </w:rPr>
-        <w:t xml:space="preserve">：影響 V3B-16 對高有機池中「偽老魚（因環境化學壓力導致的高皮質醇個體）」比例與警戒閾值的預判。</w:t>
+        <w:t>：影響 3B-16 對高有機池中「偽老魚（因環境化學壓力導致的高皮質醇個體）」比例與警戒閾值的預判。</w:t>
       </w:r>
     </w:p>
     <w:p>
@@ -8126,7 +8189,7 @@
           <w:color w:val="1f1f1f"/>
           <w:rtl w:val="0"/>
         </w:rPr>
-        <w:t xml:space="preserve">：影響 V3B-15 中要求假餌貼岸或貼障礙物的精確公分級距離要求。</w:t>
+        <w:t>：影響 3B-15 中要求假餌貼岸或貼障礙物的精確公分級距離要求。</w:t>
       </w:r>
     </w:p>
     <w:p>
@@ -8262,7 +8325,7 @@
           <w:color w:val="1f1f1f"/>
           <w:rtl w:val="0"/>
         </w:rPr>
-        <w:t xml:space="preserve">：影響 V3B-17 颱風前搶攻黃金窗口的精準時效判斷。</w:t>
+        <w:t>：影響 3B-17 颱風前搶攻黃金窗口的精準時效判斷。</w:t>
       </w:r>
     </w:p>
     <w:p>
